--- a/education/guias_laboratorio/GUIA_LAB_03_OPERACION_DISTRIBUIDA_KINOVA_TURNOS.docx
+++ b/education/guias_laboratorio/GUIA_LAB_03_OPERACION_DISTRIBUIDA_KINOVA_TURNOS.docx
@@ -375,7 +375,7 @@
                 <w:b/>
                 <w:sz w:val="18"/>
               </w:rPr>
-              <w:t>Título de Laboratorio: Práctica 3. Operación distribuida del Kinova Gen3: Estación anfitriona, monitores, RQT y envío de trayectorias por turnos</w:t>
+              <w:t>Título de Laboratorio: Práctica 3 (Segundo Corte). Operación distribuida del Kinova Gen3: Estación anfitriona, monitores, RQT y envío de trayectorias por turnos</w:t>
             </w:r>
           </w:p>
         </w:tc>
@@ -2175,7 +2175,68 @@
           <w:color w:val="1F4E79"/>
           <w:sz w:val="18"/>
         </w:rPr>
-        <w:t>4.2. Resultados de Aprendizaje Evaluables (RAE) y Ponderación</w:t>
+        <w:t>4.2. Resultados de Aprendizaje Evaluables (RAE) y Ponderación — Corte 2 (L_C2: 42%)</w:t>
+      </w:r>
+    </w:p>
+    <w:tbl>
+      <w:tblPr>
+        <w:tblW w:type="auto" w:w="0"/>
+        <w:jc w:val="center"/>
+        <w:tblLook w:firstColumn="1" w:firstRow="1" w:lastColumn="0" w:lastRow="0" w:noHBand="0" w:noVBand="1" w:val="04A0"/>
+      </w:tblPr>
+      <w:tblGrid>
+        <w:gridCol w:w="8840"/>
+      </w:tblGrid>
+      <w:tr>
+        <w:tc>
+          <w:tcPr>
+            <w:tcW w:type="dxa" w:w="8840"/>
+            <w:shd w:fill="D9EAF7"/>
+            <w:tcMar>
+              <w:top w:w="120" w:type="dxa"/>
+              <w:start w:w="140" w:type="dxa"/>
+              <w:bottom w:w="120" w:type="dxa"/>
+              <w:end w:w="140" w:type="dxa"/>
+            </w:tcMar>
+          </w:tcPr>
+          <w:p>
+            <w:pPr>
+              <w:spacing w:after="0"/>
+            </w:pPr>
+            <w:r/>
+            <w:r>
+              <w:rPr>
+                <w:rFonts w:ascii="Arial" w:hAnsi="Arial"/>
+                <w:b/>
+                <w:sz w:val="16"/>
+              </w:rPr>
+              <w:t xml:space="preserve">ASIGNACIÓN ACADÉMICA OFICIAL (CORTE 2): </w:t>
+            </w:r>
+            <w:r>
+              <w:rPr>
+                <w:rFonts w:ascii="Arial" w:hAnsi="Arial"/>
+                <w:sz w:val="16"/>
+              </w:rPr>
+              <w:t>Este laboratorio corresponde a la evaluación experimental del Segundo Corte (Corte 2). Alimenta el componente agregado L_C2 (Laboratorios y evidencias experimentales, 42% del Corte 2), promediándose con el Laboratorio 02: L_2 = promedio(N_L02, N_L03), con escala 0–500 puntos (N_L03 = Puntos / 100 en escala 0.0–5.0). Entrega grupal única en documento C2_L03_G&lt;grupo&gt;_&lt;cod1&gt;_&lt;cod2&gt;_v1.docx.</w:t>
+            </w:r>
+          </w:p>
+        </w:tc>
+      </w:tr>
+    </w:tbl>
+    <w:p>
+      <w:pPr>
+        <w:keepNext w:val="0"/>
+        <w:spacing w:before="0" w:after="80" w:line="240" w:lineRule="auto"/>
+        <w:ind w:left="0" w:firstLine="0"/>
+        <w:jc w:val="both"/>
+      </w:pPr>
+      <w:r>
+        <w:rPr>
+          <w:rFonts w:ascii="Arial" w:hAnsi="Arial"/>
+          <w:b w:val="0"/>
+          <w:i w:val="0"/>
+          <w:sz w:val="4"/>
+        </w:rPr>
       </w:r>
     </w:p>
     <w:tbl>
@@ -6357,7 +6418,7 @@
           <w:color w:val="1F4E79"/>
           <w:sz w:val="18"/>
         </w:rPr>
-        <w:t>Fase 3: Envío de Trayectorias por Turnos</w:t>
+        <w:t>Fase 3: Envío de Trayectorias por Turnos y Prueba Final Integradora</w:t>
       </w:r>
     </w:p>
     <w:p>
@@ -6396,6 +6457,67 @@
         <w:t>Consiste en ejecutar toda la validación matemática sobre telemetría viva (/joint_states), comprobando límites articulares, deltas de desplazamiento y vigencia temporal, pero INHIBIENDO el contacto con el servidor de acción. El robot permanece inmóvil y el cliente retorna código 0 en Linux ($? = 0). Es obligatorio antes de autorizar el envío físico.</w:t>
       </w:r>
     </w:p>
+    <w:tbl>
+      <w:tblPr>
+        <w:tblW w:type="auto" w:w="0"/>
+        <w:jc w:val="center"/>
+        <w:tblLook w:firstColumn="1" w:firstRow="1" w:lastColumn="0" w:lastRow="0" w:noHBand="0" w:noVBand="1" w:val="04A0"/>
+      </w:tblPr>
+      <w:tblGrid>
+        <w:gridCol w:w="8840"/>
+      </w:tblGrid>
+      <w:tr>
+        <w:tc>
+          <w:tcPr>
+            <w:tcW w:type="dxa" w:w="8840"/>
+            <w:shd w:fill="D9EAF7"/>
+            <w:tcMar>
+              <w:top w:w="120" w:type="dxa"/>
+              <w:start w:w="140" w:type="dxa"/>
+              <w:bottom w:w="120" w:type="dxa"/>
+              <w:end w:w="140" w:type="dxa"/>
+            </w:tcMar>
+          </w:tcPr>
+          <w:p>
+            <w:pPr>
+              <w:spacing w:after="0"/>
+            </w:pPr>
+            <w:r/>
+            <w:r>
+              <w:rPr>
+                <w:rFonts w:ascii="Arial" w:hAnsi="Arial"/>
+                <w:b/>
+                <w:sz w:val="16"/>
+              </w:rPr>
+              <w:t xml:space="preserve">PREVENCIÓN DE BLOQUEO DE SEGURIDAD: </w:t>
+            </w:r>
+            <w:r>
+              <w:rPr>
+                <w:rFonts w:ascii="Arial" w:hAnsi="Arial"/>
+                <w:sz w:val="16"/>
+              </w:rPr>
+              <w:t>Copiar valores numéricos de un ejemplo sin leer el robot real provocará que la meta sea BLOQUEADA inmediatamente por superar max_joint_delta_rad (0.10 rad). Es estrictamente obligatorio descubrir la pose actual viva antes de formular la meta.</w:t>
+            </w:r>
+          </w:p>
+        </w:tc>
+      </w:tr>
+    </w:tbl>
+    <w:p>
+      <w:pPr>
+        <w:keepNext w:val="0"/>
+        <w:spacing w:before="0" w:after="80" w:line="240" w:lineRule="auto"/>
+        <w:ind w:left="0" w:firstLine="0"/>
+        <w:jc w:val="both"/>
+      </w:pPr>
+      <w:r>
+        <w:rPr>
+          <w:rFonts w:ascii="Arial" w:hAnsi="Arial"/>
+          <w:b w:val="0"/>
+          <w:i w:val="0"/>
+          <w:sz w:val="4"/>
+        </w:rPr>
+      </w:r>
+    </w:p>
     <w:p>
       <w:pPr>
         <w:keepNext w:val="0"/>
@@ -6410,7 +6532,7 @@
           <w:i w:val="0"/>
           <w:sz w:val="18"/>
         </w:rPr>
-        <w:t>Paso 3.1: Leer pose actual y construir meta articular:</w:t>
+        <w:t>Paso 3.1: Descubrir la pose articular actual real del robot en la mesa:</w:t>
       </w:r>
     </w:p>
     <w:tbl>
@@ -6445,7 +6567,17 @@
                 <w:rFonts w:ascii="Courier New" w:hAnsi="Courier New"/>
                 <w:sz w:val="16"/>
               </w:rPr>
-              <w:t>ros2 topic echo /joint_states --once</w:t>
+              <w:t>Ver las 6 posiciones articulares actuales en radianes [j1, j2, j3, j4, j5, j6]</w:t>
+            </w:r>
+            <w:r>
+              <w:br/>
+            </w:r>
+            <w:r>
+              <w:rPr>
+                <w:rFonts w:ascii="Courier New" w:hAnsi="Courier New"/>
+                <w:sz w:val="16"/>
+              </w:rPr>
+              <w:t>ros2 topic echo /joint_states --once --field position</w:t>
             </w:r>
           </w:p>
         </w:tc>
@@ -6481,7 +6613,24 @@
           <w:i w:val="0"/>
           <w:sz w:val="18"/>
         </w:rPr>
-        <w:t>Paso 3.2: Ejecutar Modo Seco y verificar código de salida 0:</w:t>
+        <w:t>Construcción de la meta: Conserve los primeros 5 valores idénticos a los descubiertos en el robot, y sume o reste entre 0.05 y 0.08 rad únicamente a joint_6 (ej. si joint_6 es -1.5982, la meta es -1.5382).</w:t>
+      </w:r>
+    </w:p>
+    <w:p>
+      <w:pPr>
+        <w:keepNext w:val="0"/>
+        <w:spacing w:before="0" w:after="80" w:line="240" w:lineRule="auto"/>
+        <w:ind w:left="0" w:firstLine="0"/>
+        <w:jc w:val="both"/>
+      </w:pPr>
+      <w:r>
+        <w:rPr>
+          <w:rFonts w:ascii="Arial" w:hAnsi="Arial"/>
+          <w:b w:val="0"/>
+          <w:i w:val="0"/>
+          <w:sz w:val="18"/>
+        </w:rPr>
+        <w:t>Paso 3.2: Ejecutar Modo Seco en safe_trajectory_client y verificar código de salida 0:</w:t>
       </w:r>
     </w:p>
     <w:tbl>
@@ -6546,7 +6695,7 @@
                 <w:rFonts w:ascii="Courier New" w:hAnsi="Courier New"/>
                 <w:sz w:val="16"/>
               </w:rPr>
-              <w:t>-p "safe_joint_positions_rad:=[-3.0294,-0.2658,1.8683,0.6188,-0.7071,-2.0110]"</w:t>
+              <w:t>-p "safe_joint_positions_rad:=[j1_actual, j2_actual, j3_actual, j4_actual, j5_actual, j6_meta]"</w:t>
             </w:r>
             <w:r>
               <w:br/>
@@ -6657,7 +6806,7 @@
                 <w:rFonts w:ascii="Courier New" w:hAnsi="Courier New"/>
                 <w:sz w:val="16"/>
               </w:rPr>
-              <w:t>-p "safe_joint_positions_rad:=[-3.0294,-0.2658,1.8683,0.6188,-0.7071,-2.0110]"</w:t>
+              <w:t>-p "safe_joint_positions_rad:=[j1_actual, j2_actual, j3_actual, j4_actual, j5_actual, j6_meta]"</w:t>
             </w:r>
           </w:p>
         </w:tc>
@@ -6729,6 +6878,248 @@
                 <w:sz w:val="16"/>
               </w:rPr>
               <w:t>ros2 topic echo /joint_states --once</w:t>
+            </w:r>
+          </w:p>
+        </w:tc>
+      </w:tr>
+    </w:tbl>
+    <w:p>
+      <w:pPr>
+        <w:keepNext w:val="0"/>
+        <w:spacing w:before="0" w:after="80" w:line="240" w:lineRule="auto"/>
+        <w:ind w:left="0" w:firstLine="0"/>
+        <w:jc w:val="both"/>
+      </w:pPr>
+      <w:r>
+        <w:rPr>
+          <w:rFonts w:ascii="Arial" w:hAnsi="Arial"/>
+          <w:b w:val="0"/>
+          <w:i w:val="0"/>
+          <w:sz w:val="4"/>
+        </w:rPr>
+      </w:r>
+    </w:p>
+    <w:p>
+      <w:pPr>
+        <w:keepNext w:val="0"/>
+        <w:spacing w:before="0" w:after="80" w:line="240" w:lineRule="auto"/>
+        <w:ind w:left="0" w:firstLine="0"/>
+        <w:jc w:val="both"/>
+      </w:pPr>
+      <w:r>
+        <w:rPr>
+          <w:rFonts w:ascii="Arial" w:hAnsi="Arial"/>
+          <w:b w:val="0"/>
+          <w:i w:val="0"/>
+          <w:sz w:val="18"/>
+        </w:rPr>
+        <w:t>Paso 3.5: PRUEBA FINAL INTEGRADORA — Secuencia Autónoma con Autodescubrimiento de Pose (safe_sequence_client)</w:t>
+        <w:br/>
+        <w:t>A diferencia del cliente individual (que requiere formular coordenadas absolutas a mano), safe_sequence_client implementa autodescubrimiento dinámico de la pose de origen: al arrancar, lee /joint_states, fija el punto actual como origen y ejecuta una coreografía continua de 25 tramos relativos regresando al punto de inicio.</w:t>
+      </w:r>
+    </w:p>
+    <w:tbl>
+      <w:tblPr>
+        <w:tblW w:type="auto" w:w="0"/>
+        <w:jc w:val="center"/>
+        <w:tblLook w:firstColumn="1" w:firstRow="1" w:lastColumn="0" w:lastRow="0" w:noHBand="0" w:noVBand="1" w:val="04A0"/>
+      </w:tblPr>
+      <w:tblGrid>
+        <w:gridCol w:w="8840"/>
+      </w:tblGrid>
+      <w:tr>
+        <w:tc>
+          <w:tcPr>
+            <w:tcW w:type="dxa" w:w="8840"/>
+            <w:shd w:fill="FFF2CC"/>
+            <w:tcMar>
+              <w:top w:w="120" w:type="dxa"/>
+              <w:start w:w="140" w:type="dxa"/>
+              <w:bottom w:w="120" w:type="dxa"/>
+              <w:end w:w="140" w:type="dxa"/>
+            </w:tcMar>
+          </w:tcPr>
+          <w:p>
+            <w:pPr>
+              <w:spacing w:after="0"/>
+            </w:pPr>
+            <w:r/>
+            <w:r>
+              <w:rPr>
+                <w:rFonts w:ascii="Arial" w:hAnsi="Arial"/>
+                <w:b/>
+                <w:sz w:val="16"/>
+              </w:rPr>
+              <w:t xml:space="preserve">ADVERTENCIA: </w:t>
+            </w:r>
+            <w:r>
+              <w:rPr>
+                <w:rFonts w:ascii="Arial" w:hAnsi="Arial"/>
+                <w:sz w:val="16"/>
+              </w:rPr>
+              <w:t>La secuencia autónoma desplaza hombro (joint_2), base (joint_1) y muñeca (joint_6) hasta ±31°. Exige despejar un radio de 1.2 m alrededor del robot y un operador con la mano en la parada de emergencia.</w:t>
+            </w:r>
+          </w:p>
+        </w:tc>
+      </w:tr>
+    </w:tbl>
+    <w:p>
+      <w:pPr>
+        <w:keepNext w:val="0"/>
+        <w:spacing w:before="0" w:after="80" w:line="240" w:lineRule="auto"/>
+        <w:ind w:left="0" w:firstLine="0"/>
+        <w:jc w:val="both"/>
+      </w:pPr>
+      <w:r>
+        <w:rPr>
+          <w:rFonts w:ascii="Arial" w:hAnsi="Arial"/>
+          <w:b w:val="0"/>
+          <w:i w:val="0"/>
+          <w:sz w:val="4"/>
+        </w:rPr>
+      </w:r>
+    </w:p>
+    <w:p>
+      <w:pPr>
+        <w:keepNext w:val="0"/>
+        <w:spacing w:before="0" w:after="80" w:line="240" w:lineRule="auto"/>
+        <w:ind w:left="0" w:firstLine="0"/>
+        <w:jc w:val="both"/>
+      </w:pPr>
+      <w:r>
+        <w:rPr>
+          <w:rFonts w:ascii="Arial" w:hAnsi="Arial"/>
+          <w:b w:val="0"/>
+          <w:i w:val="0"/>
+          <w:sz w:val="18"/>
+        </w:rPr>
+        <w:t>Ensayo en Modo Seco de la secuencia:</w:t>
+      </w:r>
+    </w:p>
+    <w:tbl>
+      <w:tblPr>
+        <w:tblW w:type="auto" w:w="0"/>
+        <w:jc w:val="center"/>
+        <w:tblLayout w:type="autofit"/>
+        <w:tblLook w:firstColumn="1" w:firstRow="1" w:lastColumn="0" w:lastRow="0" w:noHBand="0" w:noVBand="1" w:val="04A0"/>
+      </w:tblPr>
+      <w:tblGrid>
+        <w:gridCol w:w="8840"/>
+      </w:tblGrid>
+      <w:tr>
+        <w:tc>
+          <w:tcPr>
+            <w:tcW w:type="dxa" w:w="8840"/>
+            <w:shd w:fill="F2F2F2"/>
+            <w:tcMar>
+              <w:top w:w="100" w:type="dxa"/>
+              <w:start w:w="140" w:type="dxa"/>
+              <w:bottom w:w="100" w:type="dxa"/>
+              <w:end w:w="140" w:type="dxa"/>
+            </w:tcMar>
+          </w:tcPr>
+          <w:p>
+            <w:pPr>
+              <w:spacing w:after="0"/>
+            </w:pPr>
+            <w:r/>
+            <w:r>
+              <w:rPr>
+                <w:rFonts w:ascii="Courier New" w:hAnsi="Courier New"/>
+                <w:sz w:val="16"/>
+              </w:rPr>
+              <w:t>ros2 run burger_kinova_reference safe_sequence_client --ros-args --params-file $CFG \</w:t>
+            </w:r>
+            <w:r>
+              <w:br/>
+            </w:r>
+            <w:r>
+              <w:rPr>
+                <w:rFonts w:ascii="Courier New" w:hAnsi="Courier New"/>
+                <w:sz w:val="16"/>
+              </w:rPr>
+              <w:t>-r __node:=safe_sequence_client_eqNN -p dry_run:=true</w:t>
+            </w:r>
+          </w:p>
+        </w:tc>
+      </w:tr>
+    </w:tbl>
+    <w:p>
+      <w:pPr>
+        <w:keepNext w:val="0"/>
+        <w:spacing w:before="0" w:after="80" w:line="240" w:lineRule="auto"/>
+        <w:ind w:left="0" w:firstLine="0"/>
+        <w:jc w:val="both"/>
+      </w:pPr>
+      <w:r>
+        <w:rPr>
+          <w:rFonts w:ascii="Arial" w:hAnsi="Arial"/>
+          <w:b w:val="0"/>
+          <w:i w:val="0"/>
+          <w:sz w:val="4"/>
+        </w:rPr>
+      </w:r>
+    </w:p>
+    <w:p>
+      <w:pPr>
+        <w:keepNext w:val="0"/>
+        <w:spacing w:before="0" w:after="80" w:line="240" w:lineRule="auto"/>
+        <w:ind w:left="0" w:firstLine="0"/>
+        <w:jc w:val="both"/>
+      </w:pPr>
+      <w:r>
+        <w:rPr>
+          <w:rFonts w:ascii="Arial" w:hAnsi="Arial"/>
+          <w:b w:val="0"/>
+          <w:i w:val="0"/>
+          <w:sz w:val="18"/>
+        </w:rPr>
+        <w:t>Ejecución real de la Prueba Final en hardware:</w:t>
+      </w:r>
+    </w:p>
+    <w:tbl>
+      <w:tblPr>
+        <w:tblW w:type="auto" w:w="0"/>
+        <w:jc w:val="center"/>
+        <w:tblLayout w:type="autofit"/>
+        <w:tblLook w:firstColumn="1" w:firstRow="1" w:lastColumn="0" w:lastRow="0" w:noHBand="0" w:noVBand="1" w:val="04A0"/>
+      </w:tblPr>
+      <w:tblGrid>
+        <w:gridCol w:w="8840"/>
+      </w:tblGrid>
+      <w:tr>
+        <w:tc>
+          <w:tcPr>
+            <w:tcW w:type="dxa" w:w="8840"/>
+            <w:shd w:fill="F2F2F2"/>
+            <w:tcMar>
+              <w:top w:w="100" w:type="dxa"/>
+              <w:start w:w="140" w:type="dxa"/>
+              <w:bottom w:w="100" w:type="dxa"/>
+              <w:end w:w="140" w:type="dxa"/>
+            </w:tcMar>
+          </w:tcPr>
+          <w:p>
+            <w:pPr>
+              <w:spacing w:after="0"/>
+            </w:pPr>
+            <w:r/>
+            <w:r>
+              <w:rPr>
+                <w:rFonts w:ascii="Courier New" w:hAnsi="Courier New"/>
+                <w:sz w:val="16"/>
+              </w:rPr>
+              <w:t>ros2 run burger_kinova_reference safe_sequence_client --ros-args --params-file $CFG \</w:t>
+            </w:r>
+            <w:r>
+              <w:br/>
+            </w:r>
+            <w:r>
+              <w:rPr>
+                <w:rFonts w:ascii="Courier New" w:hAnsi="Courier New"/>
+                <w:sz w:val="16"/>
+              </w:rPr>
+              <w:t>-r __node:=safe_sequence_client_eqNN -p dry_run:=false -p enable_motion:=true</w:t>
             </w:r>
           </w:p>
         </w:tc>
@@ -9462,7 +9853,7 @@
           <w:color w:val="1F4E79"/>
           <w:sz w:val="18"/>
         </w:rPr>
-        <w:t>Tabla 4: Registro de Turnos (Fase 3)</w:t>
+        <w:t>Tabla 4: Registro de Turnos y Prueba Final (Fase 3)</w:t>
       </w:r>
     </w:p>
     <w:tbl>
@@ -9497,7 +9888,7 @@
         </w:trPr>
         <w:tc>
           <w:tcPr>
-            <w:tcW w:type="dxa" w:w="680"/>
+            <w:tcW w:type="dxa" w:w="850"/>
             <w:tcMar>
               <w:top w:w="90" w:type="dxa"/>
               <w:start w:w="90" w:type="dxa"/>
@@ -9520,13 +9911,13 @@
                 <w:color w:val="FFFFFF"/>
                 <w:sz w:val="16"/>
               </w:rPr>
-              <w:t>Turno</w:t>
-            </w:r>
-          </w:p>
-        </w:tc>
-        <w:tc>
-          <w:tcPr>
-            <w:tcW w:type="dxa" w:w="850"/>
+              <w:t>Turno / Prueba</w:t>
+            </w:r>
+          </w:p>
+        </w:tc>
+        <w:tc>
+          <w:tcPr>
+            <w:tcW w:type="dxa" w:w="737"/>
             <w:tcMar>
               <w:top w:w="90" w:type="dxa"/>
               <w:start w:w="90" w:type="dxa"/>
@@ -9607,7 +9998,7 @@
                 <w:color w:val="FFFFFF"/>
                 <w:sz w:val="16"/>
               </w:rPr>
-              <w:t>joint_6 inicial</w:t>
+              <w:t>Pose / joint_6 inicial</w:t>
             </w:r>
           </w:p>
         </w:tc>
@@ -9636,7 +10027,7 @@
                 <w:color w:val="FFFFFF"/>
                 <w:sz w:val="16"/>
               </w:rPr>
-              <w:t>Meta joint_6</w:t>
+              <w:t>Meta solicitada</w:t>
             </w:r>
           </w:p>
         </w:tc>
@@ -9723,7 +10114,7 @@
                 <w:color w:val="FFFFFF"/>
                 <w:sz w:val="16"/>
               </w:rPr>
-              <w:t>joint_6 final</w:t>
+              <w:t>Pose final (joint_6)</w:t>
             </w:r>
           </w:p>
         </w:tc>
@@ -9763,7 +10154,7 @@
         </w:trPr>
         <w:tc>
           <w:tcPr>
-            <w:tcW w:type="dxa" w:w="680"/>
+            <w:tcW w:type="dxa" w:w="850"/>
             <w:tcMar>
               <w:top w:w="90" w:type="dxa"/>
               <w:start w:w="90" w:type="dxa"/>
@@ -9791,7 +10182,7 @@
         </w:tc>
         <w:tc>
           <w:tcPr>
-            <w:tcW w:type="dxa" w:w="850"/>
+            <w:tcW w:type="dxa" w:w="737"/>
             <w:tcMar>
               <w:top w:w="90" w:type="dxa"/>
               <w:start w:w="90" w:type="dxa"/>
@@ -10013,7 +10404,7 @@
         </w:trPr>
         <w:tc>
           <w:tcPr>
-            <w:tcW w:type="dxa" w:w="680"/>
+            <w:tcW w:type="dxa" w:w="850"/>
             <w:tcMar>
               <w:top w:w="90" w:type="dxa"/>
               <w:start w:w="90" w:type="dxa"/>
@@ -10040,7 +10431,7 @@
         </w:tc>
         <w:tc>
           <w:tcPr>
-            <w:tcW w:type="dxa" w:w="850"/>
+            <w:tcW w:type="dxa" w:w="737"/>
             <w:tcMar>
               <w:top w:w="90" w:type="dxa"/>
               <w:start w:w="90" w:type="dxa"/>
@@ -10254,7 +10645,7 @@
         </w:trPr>
         <w:tc>
           <w:tcPr>
-            <w:tcW w:type="dxa" w:w="680"/>
+            <w:tcW w:type="dxa" w:w="850"/>
             <w:tcMar>
               <w:top w:w="90" w:type="dxa"/>
               <w:start w:w="90" w:type="dxa"/>
@@ -10282,7 +10673,7 @@
         </w:tc>
         <w:tc>
           <w:tcPr>
-            <w:tcW w:type="dxa" w:w="850"/>
+            <w:tcW w:type="dxa" w:w="737"/>
             <w:tcMar>
               <w:top w:w="90" w:type="dxa"/>
               <w:start w:w="90" w:type="dxa"/>
@@ -10504,6 +10895,216 @@
         </w:trPr>
         <w:tc>
           <w:tcPr>
+            <w:tcW w:type="dxa" w:w="850"/>
+            <w:tcMar>
+              <w:top w:w="90" w:type="dxa"/>
+              <w:start w:w="90" w:type="dxa"/>
+              <w:bottom w:w="90" w:type="dxa"/>
+              <w:end w:w="90" w:type="dxa"/>
+            </w:tcMar>
+            <w:vAlign w:val="center"/>
+          </w:tcPr>
+          <w:p>
+            <w:pPr>
+              <w:spacing w:after="0" w:before="0"/>
+              <w:jc w:val="center"/>
+            </w:pPr>
+            <w:r/>
+            <w:r>
+              <w:rPr>
+                <w:rFonts w:ascii="Arial" w:hAnsi="Arial"/>
+                <w:b w:val="0"/>
+                <w:sz w:val="16"/>
+              </w:rPr>
+              <w:t>4</w:t>
+            </w:r>
+          </w:p>
+        </w:tc>
+        <w:tc>
+          <w:tcPr>
+            <w:tcW w:type="dxa" w:w="737"/>
+            <w:tcMar>
+              <w:top w:w="90" w:type="dxa"/>
+              <w:start w:w="90" w:type="dxa"/>
+              <w:bottom w:w="90" w:type="dxa"/>
+              <w:end w:w="90" w:type="dxa"/>
+            </w:tcMar>
+            <w:vAlign w:val="center"/>
+          </w:tcPr>
+          <w:p>
+            <w:pPr>
+              <w:spacing w:after="0" w:before="0"/>
+              <w:jc w:val="left"/>
+            </w:pPr>
+            <w:r/>
+            <w:r>
+              <w:rPr>
+                <w:rFonts w:ascii="Arial" w:hAnsi="Arial"/>
+                <w:b w:val="0"/>
+                <w:sz w:val="16"/>
+              </w:rPr>
+            </w:r>
+          </w:p>
+        </w:tc>
+        <w:tc>
+          <w:tcPr>
+            <w:tcW w:type="dxa" w:w="1020"/>
+            <w:tcMar>
+              <w:top w:w="90" w:type="dxa"/>
+              <w:start w:w="90" w:type="dxa"/>
+              <w:bottom w:w="90" w:type="dxa"/>
+              <w:end w:w="90" w:type="dxa"/>
+            </w:tcMar>
+            <w:vAlign w:val="center"/>
+          </w:tcPr>
+          <w:p>
+            <w:pPr>
+              <w:spacing w:after="0" w:before="0"/>
+              <w:jc w:val="left"/>
+            </w:pPr>
+            <w:r/>
+            <w:r>
+              <w:rPr>
+                <w:rFonts w:ascii="Arial" w:hAnsi="Arial"/>
+                <w:b w:val="0"/>
+                <w:sz w:val="16"/>
+              </w:rPr>
+            </w:r>
+          </w:p>
+        </w:tc>
+        <w:tc>
+          <w:tcPr>
+            <w:tcW w:type="dxa" w:w="1247"/>
+            <w:tcMar>
+              <w:top w:w="90" w:type="dxa"/>
+              <w:start w:w="90" w:type="dxa"/>
+              <w:bottom w:w="90" w:type="dxa"/>
+              <w:end w:w="90" w:type="dxa"/>
+            </w:tcMar>
+            <w:vAlign w:val="center"/>
+          </w:tcPr>
+          <w:p>
+            <w:pPr>
+              <w:spacing w:after="0" w:before="0"/>
+              <w:jc w:val="left"/>
+            </w:pPr>
+            <w:r/>
+            <w:r>
+              <w:rPr>
+                <w:rFonts w:ascii="Arial" w:hAnsi="Arial"/>
+                <w:b w:val="0"/>
+                <w:sz w:val="16"/>
+              </w:rPr>
+            </w:r>
+          </w:p>
+        </w:tc>
+        <w:tc>
+          <w:tcPr>
+            <w:tcW w:type="dxa" w:w="1361"/>
+            <w:tcMar>
+              <w:top w:w="90" w:type="dxa"/>
+              <w:start w:w="90" w:type="dxa"/>
+              <w:bottom w:w="90" w:type="dxa"/>
+              <w:end w:w="90" w:type="dxa"/>
+            </w:tcMar>
+            <w:vAlign w:val="center"/>
+          </w:tcPr>
+          <w:p>
+            <w:pPr>
+              <w:spacing w:after="0" w:before="0"/>
+              <w:jc w:val="left"/>
+            </w:pPr>
+            <w:r/>
+            <w:r>
+              <w:rPr>
+                <w:rFonts w:ascii="Arial" w:hAnsi="Arial"/>
+                <w:b w:val="0"/>
+                <w:sz w:val="16"/>
+              </w:rPr>
+              <w:t>(-0.05 a -0.08)</w:t>
+            </w:r>
+          </w:p>
+        </w:tc>
+        <w:tc>
+          <w:tcPr>
+            <w:tcW w:type="dxa" w:w="1247"/>
+            <w:tcMar>
+              <w:top w:w="90" w:type="dxa"/>
+              <w:start w:w="90" w:type="dxa"/>
+              <w:bottom w:w="90" w:type="dxa"/>
+              <w:end w:w="90" w:type="dxa"/>
+            </w:tcMar>
+            <w:vAlign w:val="center"/>
+          </w:tcPr>
+          <w:p>
+            <w:pPr>
+              <w:spacing w:after="0" w:before="0"/>
+              <w:jc w:val="left"/>
+            </w:pPr>
+            <w:r/>
+            <w:r>
+              <w:rPr>
+                <w:rFonts w:ascii="Arial" w:hAnsi="Arial"/>
+                <w:b w:val="0"/>
+                <w:sz w:val="16"/>
+              </w:rPr>
+            </w:r>
+          </w:p>
+        </w:tc>
+        <w:tc>
+          <w:tcPr>
+            <w:tcW w:type="dxa" w:w="1417"/>
+            <w:tcMar>
+              <w:top w:w="90" w:type="dxa"/>
+              <w:start w:w="90" w:type="dxa"/>
+              <w:bottom w:w="90" w:type="dxa"/>
+              <w:end w:w="90" w:type="dxa"/>
+            </w:tcMar>
+            <w:vAlign w:val="center"/>
+          </w:tcPr>
+          <w:p>
+            <w:pPr>
+              <w:spacing w:after="0" w:before="0"/>
+              <w:jc w:val="left"/>
+            </w:pPr>
+            <w:r/>
+            <w:r>
+              <w:rPr>
+                <w:rFonts w:ascii="Arial" w:hAnsi="Arial"/>
+                <w:b w:val="0"/>
+                <w:sz w:val="16"/>
+              </w:rPr>
+            </w:r>
+          </w:p>
+        </w:tc>
+        <w:tc>
+          <w:tcPr>
+            <w:tcW w:type="dxa" w:w="1134"/>
+            <w:tcMar>
+              <w:top w:w="90" w:type="dxa"/>
+              <w:start w:w="90" w:type="dxa"/>
+              <w:bottom w:w="90" w:type="dxa"/>
+              <w:end w:w="90" w:type="dxa"/>
+            </w:tcMar>
+            <w:vAlign w:val="center"/>
+          </w:tcPr>
+          <w:p>
+            <w:pPr>
+              <w:spacing w:after="0" w:before="0"/>
+              <w:jc w:val="left"/>
+            </w:pPr>
+            <w:r/>
+            <w:r>
+              <w:rPr>
+                <w:rFonts w:ascii="Arial" w:hAnsi="Arial"/>
+                <w:b w:val="0"/>
+                <w:sz w:val="16"/>
+              </w:rPr>
+            </w:r>
+          </w:p>
+        </w:tc>
+        <w:tc>
+          <w:tcPr>
             <w:tcW w:type="dxa" w:w="680"/>
             <w:tcMar>
               <w:top w:w="90" w:type="dxa"/>
@@ -10516,6 +11117,38 @@
           <w:p>
             <w:pPr>
               <w:spacing w:after="0" w:before="0"/>
+              <w:jc w:val="left"/>
+            </w:pPr>
+            <w:r/>
+            <w:r>
+              <w:rPr>
+                <w:rFonts w:ascii="Arial" w:hAnsi="Arial"/>
+                <w:b w:val="0"/>
+                <w:sz w:val="16"/>
+              </w:rPr>
+            </w:r>
+          </w:p>
+        </w:tc>
+      </w:tr>
+      <w:tr>
+        <w:trPr>
+          <w:cantSplit/>
+        </w:trPr>
+        <w:tc>
+          <w:tcPr>
+            <w:tcW w:type="dxa" w:w="850"/>
+            <w:tcMar>
+              <w:top w:w="90" w:type="dxa"/>
+              <w:start w:w="90" w:type="dxa"/>
+              <w:bottom w:w="90" w:type="dxa"/>
+              <w:end w:w="90" w:type="dxa"/>
+            </w:tcMar>
+            <w:shd w:fill="F2F2F2"/>
+            <w:vAlign w:val="center"/>
+          </w:tcPr>
+          <w:p>
+            <w:pPr>
+              <w:spacing w:after="0" w:before="0"/>
               <w:jc w:val="center"/>
             </w:pPr>
             <w:r/>
@@ -10525,19 +11158,20 @@
                 <w:b w:val="0"/>
                 <w:sz w:val="16"/>
               </w:rPr>
-              <w:t>4</w:t>
-            </w:r>
-          </w:p>
-        </w:tc>
-        <w:tc>
-          <w:tcPr>
-            <w:tcW w:type="dxa" w:w="850"/>
-            <w:tcMar>
-              <w:top w:w="90" w:type="dxa"/>
-              <w:start w:w="90" w:type="dxa"/>
-              <w:bottom w:w="90" w:type="dxa"/>
-              <w:end w:w="90" w:type="dxa"/>
-            </w:tcMar>
+              <w:t>Prueba Final (Secuencia)</w:t>
+            </w:r>
+          </w:p>
+        </w:tc>
+        <w:tc>
+          <w:tcPr>
+            <w:tcW w:type="dxa" w:w="737"/>
+            <w:tcMar>
+              <w:top w:w="90" w:type="dxa"/>
+              <w:start w:w="90" w:type="dxa"/>
+              <w:bottom w:w="90" w:type="dxa"/>
+              <w:end w:w="90" w:type="dxa"/>
+            </w:tcMar>
+            <w:shd w:fill="F2F2F2"/>
             <w:vAlign w:val="center"/>
           </w:tcPr>
           <w:p>
@@ -10564,6 +11198,7 @@
               <w:bottom w:w="90" w:type="dxa"/>
               <w:end w:w="90" w:type="dxa"/>
             </w:tcMar>
+            <w:shd w:fill="F2F2F2"/>
             <w:vAlign w:val="center"/>
           </w:tcPr>
           <w:p>
@@ -10590,20 +11225,22 @@
               <w:bottom w:w="90" w:type="dxa"/>
               <w:end w:w="90" w:type="dxa"/>
             </w:tcMar>
-            <w:vAlign w:val="center"/>
-          </w:tcPr>
-          <w:p>
-            <w:pPr>
-              <w:spacing w:after="0" w:before="0"/>
-              <w:jc w:val="left"/>
-            </w:pPr>
-            <w:r/>
-            <w:r>
-              <w:rPr>
-                <w:rFonts w:ascii="Arial" w:hAnsi="Arial"/>
-                <w:b w:val="0"/>
-                <w:sz w:val="16"/>
-              </w:rPr>
+            <w:shd w:fill="F2F2F2"/>
+            <w:vAlign w:val="center"/>
+          </w:tcPr>
+          <w:p>
+            <w:pPr>
+              <w:spacing w:after="0" w:before="0"/>
+              <w:jc w:val="left"/>
+            </w:pPr>
+            <w:r/>
+            <w:r>
+              <w:rPr>
+                <w:rFonts w:ascii="Arial" w:hAnsi="Arial"/>
+                <w:b w:val="0"/>
+                <w:sz w:val="16"/>
+              </w:rPr>
+              <w:t>Origen autodescubierto</w:t>
             </w:r>
           </w:p>
         </w:tc>
@@ -10616,21 +11253,22 @@
               <w:bottom w:w="90" w:type="dxa"/>
               <w:end w:w="90" w:type="dxa"/>
             </w:tcMar>
-            <w:vAlign w:val="center"/>
-          </w:tcPr>
-          <w:p>
-            <w:pPr>
-              <w:spacing w:after="0" w:before="0"/>
-              <w:jc w:val="left"/>
-            </w:pPr>
-            <w:r/>
-            <w:r>
-              <w:rPr>
-                <w:rFonts w:ascii="Arial" w:hAnsi="Arial"/>
-                <w:b w:val="0"/>
-                <w:sz w:val="16"/>
-              </w:rPr>
-              <w:t>(-0.05 a -0.08)</w:t>
+            <w:shd w:fill="F2F2F2"/>
+            <w:vAlign w:val="center"/>
+          </w:tcPr>
+          <w:p>
+            <w:pPr>
+              <w:spacing w:after="0" w:before="0"/>
+              <w:jc w:val="left"/>
+            </w:pPr>
+            <w:r/>
+            <w:r>
+              <w:rPr>
+                <w:rFonts w:ascii="Arial" w:hAnsi="Arial"/>
+                <w:b w:val="0"/>
+                <w:sz w:val="16"/>
+              </w:rPr>
+              <w:t>Coreografía 25 deltas</w:t>
             </w:r>
           </w:p>
         </w:tc>
@@ -10643,20 +11281,22 @@
               <w:bottom w:w="90" w:type="dxa"/>
               <w:end w:w="90" w:type="dxa"/>
             </w:tcMar>
-            <w:vAlign w:val="center"/>
-          </w:tcPr>
-          <w:p>
-            <w:pPr>
-              <w:spacing w:after="0" w:before="0"/>
-              <w:jc w:val="left"/>
-            </w:pPr>
-            <w:r/>
-            <w:r>
-              <w:rPr>
-                <w:rFonts w:ascii="Arial" w:hAnsi="Arial"/>
-                <w:b w:val="0"/>
-                <w:sz w:val="16"/>
-              </w:rPr>
+            <w:shd w:fill="F2F2F2"/>
+            <w:vAlign w:val="center"/>
+          </w:tcPr>
+          <w:p>
+            <w:pPr>
+              <w:spacing w:after="0" w:before="0"/>
+              <w:jc w:val="left"/>
+            </w:pPr>
+            <w:r/>
+            <w:r>
+              <w:rPr>
+                <w:rFonts w:ascii="Arial" w:hAnsi="Arial"/>
+                <w:b w:val="0"/>
+                <w:sz w:val="16"/>
+              </w:rPr>
+              <w:t>Código 0</w:t>
             </w:r>
           </w:p>
         </w:tc>
@@ -10669,20 +11309,22 @@
               <w:bottom w:w="90" w:type="dxa"/>
               <w:end w:w="90" w:type="dxa"/>
             </w:tcMar>
-            <w:vAlign w:val="center"/>
-          </w:tcPr>
-          <w:p>
-            <w:pPr>
-              <w:spacing w:after="0" w:before="0"/>
-              <w:jc w:val="left"/>
-            </w:pPr>
-            <w:r/>
-            <w:r>
-              <w:rPr>
-                <w:rFonts w:ascii="Arial" w:hAnsi="Arial"/>
-                <w:b w:val="0"/>
-                <w:sz w:val="16"/>
-              </w:rPr>
+            <w:shd w:fill="F2F2F2"/>
+            <w:vAlign w:val="center"/>
+          </w:tcPr>
+          <w:p>
+            <w:pPr>
+              <w:spacing w:after="0" w:before="0"/>
+              <w:jc w:val="left"/>
+            </w:pPr>
+            <w:r/>
+            <w:r>
+              <w:rPr>
+                <w:rFonts w:ascii="Arial" w:hAnsi="Arial"/>
+                <w:b w:val="0"/>
+                <w:sz w:val="16"/>
+              </w:rPr>
+              <w:t>SUCCESSFUL</w:t>
             </w:r>
           </w:p>
         </w:tc>
@@ -10695,20 +11337,22 @@
               <w:bottom w:w="90" w:type="dxa"/>
               <w:end w:w="90" w:type="dxa"/>
             </w:tcMar>
-            <w:vAlign w:val="center"/>
-          </w:tcPr>
-          <w:p>
-            <w:pPr>
-              <w:spacing w:after="0" w:before="0"/>
-              <w:jc w:val="left"/>
-            </w:pPr>
-            <w:r/>
-            <w:r>
-              <w:rPr>
-                <w:rFonts w:ascii="Arial" w:hAnsi="Arial"/>
-                <w:b w:val="0"/>
-                <w:sz w:val="16"/>
-              </w:rPr>
+            <w:shd w:fill="F2F2F2"/>
+            <w:vAlign w:val="center"/>
+          </w:tcPr>
+          <w:p>
+            <w:pPr>
+              <w:spacing w:after="0" w:before="0"/>
+              <w:jc w:val="left"/>
+            </w:pPr>
+            <w:r/>
+            <w:r>
+              <w:rPr>
+                <w:rFonts w:ascii="Arial" w:hAnsi="Arial"/>
+                <w:b w:val="0"/>
+                <w:sz w:val="16"/>
+              </w:rPr>
+              <w:t>Retorno origen OK</w:t>
             </w:r>
           </w:p>
         </w:tc>
@@ -10721,6 +11365,7 @@
               <w:bottom w:w="90" w:type="dxa"/>
               <w:end w:w="90" w:type="dxa"/>
             </w:tcMar>
+            <w:shd w:fill="F2F2F2"/>
             <w:vAlign w:val="center"/>
           </w:tcPr>
           <w:p>
@@ -11277,6 +11922,8 @@
         <w:t>6. Pérdida de enlace durante el movimiento: Si durante un turno se cae el Wi-Fi de la estación que envió la meta, ¿se detiene el robot? Razone con la arquitectura: dónde vive el controlador y dónde vive el cliente de acción.</w:t>
         <w:br/>
         <w:t>7. Aislamiento vs. Colaboración en DDS: ¿Qué ocurriría si un grupo deja accidentalmente su ROS_DOMAIN_ID en 10? ¿Podría ver la telemetría del robot o participar en los turnos? ¿Por qué es fundamental acordar exactamente el mismo ROS_DOMAIN_ID=0?</w:t>
+        <w:br/>
+        <w:t>8. Posicionamiento Absoluto vs. Deltas Relativos y Autodescubrimiento: Compare la operación de safe_trajectory_client frente a safe_sequence_client. ¿Por qué en el cliente individual fue estrictamente necesario descubrir las posiciones absolutas reales de /joint_states antes de formular la meta para evitar el bloqueo por max_joint_delta_rad, mientras que el cliente de secuencia pudo ejecutarse desde cualquier pose sin transcribir coordenadas a mano? ¿Qué riesgos y ventajas de seguridad introduce cada enfoque en entornos industriales colaborativos?</w:t>
       </w:r>
     </w:p>
     <w:p>

--- a/education/guias_laboratorio/GUIA_LAB_03_OPERACION_DISTRIBUIDA_KINOVA_TURNOS.docx
+++ b/education/guias_laboratorio/GUIA_LAB_03_OPERACION_DISTRIBUIDA_KINOVA_TURNOS.docx
@@ -890,7 +890,7 @@
                 <w:b w:val="0"/>
                 <w:sz w:val="16"/>
               </w:rPr>
-              <w:t>Integración de RQT y formalización del Modo Seco</w:t>
+              <w:t>Guarda contra segundo driver y convención eqNN</w:t>
             </w:r>
           </w:p>
         </w:tc>
@@ -920,7 +920,7 @@
                 <w:b w:val="0"/>
                 <w:sz w:val="16"/>
               </w:rPr>
-              <w:t>Inclusión de rqt_graph para topología, rqt_console para logs /rosout y profundización de la validación matemática de trayectorias previas al envío físico.</w:t>
+              <w:t>Incidente del 16/09/2026: una estación monitora lanzó un segundo driver y le quitó el control a la anfitriona (WRONG_SERVOING_MODE, movimiento a tirones). Se corrige la explicación de la sesión Kortex, se documenta la comprobación automática del launch (check_existing_driver) con sus límites, se define cómo se configura el sufijo eqNN y se corrige la frecuencia del ciclo de control (100 Hz).</w:t>
             </w:r>
           </w:p>
         </w:tc>
@@ -951,7 +951,7 @@
                 <w:b w:val="0"/>
                 <w:sz w:val="16"/>
               </w:rPr>
-              <w:t>16/09/2026</w:t>
+              <w:t>17/09/2026</w:t>
             </w:r>
           </w:p>
         </w:tc>
@@ -983,6 +983,7 @@
                 <w:b w:val="0"/>
                 <w:sz w:val="16"/>
               </w:rPr>
+              <w:t>Ampliación del rango del turno individual: de joint_6 a joint_1</w:t>
             </w:r>
           </w:p>
         </w:tc>
@@ -1012,6 +1013,7 @@
                 <w:b w:val="0"/>
                 <w:sz w:val="16"/>
               </w:rPr>
+              <w:t>Con joint_6 acotado a 0.10 rad el movimiento (~12 mm en las puntas de la pinza) no era visible desde las mesas de trabajo. El turno pasa a mover joint_1 (giro de base) con 0.20 a 0.30 rad, arco de ~150 mm a 4 °/s, y max_joint_delta_rad sube de 0.10 a 0.35 rad. Los límites de carrera del URDF y la secuencia autónoma no se modifican.</w:t>
             </w:r>
           </w:p>
         </w:tc>
@@ -1042,6 +1044,7 @@
                 <w:b w:val="0"/>
                 <w:sz w:val="16"/>
               </w:rPr>
+              <w:t>17/09/2026</w:t>
             </w:r>
           </w:p>
         </w:tc>
@@ -1073,6 +1076,7 @@
                 <w:b w:val="0"/>
                 <w:sz w:val="16"/>
               </w:rPr>
+              <w:t>Integración de RQT y formalización del Modo Seco</w:t>
             </w:r>
           </w:p>
         </w:tc>
@@ -1102,6 +1106,7 @@
                 <w:b w:val="0"/>
                 <w:sz w:val="16"/>
               </w:rPr>
+              <w:t>Inclusión de rqt_graph para topología, rqt_console para logs /rosout y profundización de la validación matemática de trayectorias previas al envío físico.</w:t>
             </w:r>
           </w:p>
         </w:tc>
@@ -1132,6 +1137,7 @@
                 <w:b w:val="0"/>
                 <w:sz w:val="16"/>
               </w:rPr>
+              <w:t>16/09/2026</w:t>
             </w:r>
           </w:p>
         </w:tc>
@@ -1853,7 +1859,7 @@
           <w:i w:val="0"/>
           <w:sz w:val="18"/>
         </w:rPr>
-        <w:t>En celdas de automatización colaborativa, un único robot manipulador de alta gama debe ser operado por múltiples estaciones de ingeniería. El laboratorio cuenta con un manipulador Kinova Gen3 de 6 GDL con pinza Robotiq 2F-85 y varios grupos de trabajo. La controladora Kortex del robot admite una sola sesión de control en tiempo real (puerto TCP 10000 a 1 kHz). Si dos computadores lanzan el driver kortex_bringup simultáneamente, compiten por el socket de control disparando Safety Faults y bloqueando la celda.</w:t>
+        <w:t>En celdas de automatización colaborativa, un único robot manipulador de alta gama debe ser operado por múltiples estaciones de ingeniería. El laboratorio cuenta con un manipulador Kinova Gen3 de 6 GDL con pinza Robotiq 2F-85 y varios grupos de trabajo. La controladora Kortex (TCP 10000 y UDP 10001 de tiempo real) acepta varias sesiones a la vez y NO rechaza a un segundo driver. Lo que es único es el modo de servo del brazo, y kortex_driver lo cambia al arrancar y al cerrarse sin coordinarse con nadie. Si un segundo computador lanza kortex_bringup contra el mismo robot, le quita el control al driver que ya estaba trabajando: sus comandos fallan con WRONG_SERVOING_MODE y el brazo se mueve a tirones mientras ambos envían consignas a 100 Hz (incidente del 16/09/2026). El ROS_DOMAIN_ID no protege contra esto, porque el modo de servo vive por debajo de ROS 2.</w:t>
       </w:r>
     </w:p>
     <w:p>
@@ -1874,7 +1880,7 @@
         <w:br/>
         <w:t>1. Dominio Común: Todas las estaciones operan estrictamente en ROS_DOMAIN_ID=0.</w:t>
         <w:br/>
-        <w:t>2. Estación Anfitriona Única: Una sola PC conectada por cable Ethernet ejecuta el driver del robot real (start_driver:=true robot_ip:=192.168.1.10).</w:t>
+        <w:t>2. Estación Anfitriona Única: Una sola PC conectada por cable Ethernet ejecuta el driver del robot real (start_driver:=true robot_ip:=192.168.1.10). Como respaldo, el launch del paquete busca durante hasta 6 s un driver ya activo (check_existing_driver) y, si lo encuentra, emite WARNING y NO lanza el driver.</w:t>
         <w:br/>
         <w:t>3. Estaciones Monitoras: Las computadoras de los estudiantes se conectan por Wi-Fi como monitoras (start_driver:=false), consumiendo /joint_states y publicando diagnóstico.</w:t>
         <w:br/>
@@ -2035,7 +2041,7 @@
           <w:i w:val="0"/>
           <w:sz w:val="18"/>
         </w:rPr>
-        <w:t>2. Poner en marcha la estación anfitriona con el driver del robot real, verificando la sesión TCP Kortex a 1 kHz y telemetría a 100 Hz.</w:t>
+        <w:t>2. Poner en marcha la estación anfitriona con el driver del robot real, verificando la sesión TCP Kortex, el ciclo del controlador a 100 Hz y un único publicador de /joint_states.</w:t>
       </w:r>
     </w:p>
     <w:p>
@@ -2158,7 +2164,7 @@
         <w:br/>
         <w:t>• Fase 2: Despliegue de estaciones monitoras por Wi-Fi (kinova_monitor_eqNN), visualización en RViz e introspección gráfica con rqt_graph y rqt_console.</w:t>
         <w:br/>
-        <w:t>• Fase 3: Envío de trayectorias por turnos en joint_6 (±0.05 a ±0.08 rad), validación en modo seco (código 0) y envío supervisado al robot real.</w:t>
+        <w:t>• Fase 3: Envío de trayectorias por turnos en joint_1 (±0.20 a ±0.30 rad), validación en modo seco (código 0) y envío supervisado al robot real.</w:t>
         <w:br/>
         <w:t>• Fase 4: Cierre ordenado de la sesión Kortex y registro de la transición de desconexión (OK -&gt; ERROR) en las monitoras.</w:t>
       </w:r>
@@ -3540,7 +3546,7 @@
                 <w:b w:val="0"/>
                 <w:sz w:val="16"/>
               </w:rPr>
-              <w:t>Demuestra unicidad del driver mediante ss -tanp, justifica conexión Ethernet determinista a 1 kHz vs Wi-Fi, y audita estabilidad de /joint_states a 100 Hz y controladores activos.</w:t>
+              <w:t>Demuestra unicidad del driver mediante ss -tanp, justifica conexión Ethernet determinista frente a Wi-Fi, explica qué detecta y qué NO detecta la comprobación del launch, y audita estabilidad de /joint_states a 100 Hz con un solo publicador y controladores activos.</w:t>
             </w:r>
           </w:p>
         </w:tc>
@@ -3621,7 +3627,7 @@
                 <w:b w:val="0"/>
                 <w:sz w:val="16"/>
               </w:rPr>
-              <w:t>Lanza driver sin verificar si el robot estaba ocupado, o presenta inestabilidad en controladores.</w:t>
+              <w:t>Lanza driver sin verificar si el robot estaba ocupado, desactiva la comprobación del launch o continúa pese al WARNING.</w:t>
             </w:r>
           </w:p>
         </w:tc>
@@ -3907,7 +3913,7 @@
                 <w:b w:val="0"/>
                 <w:sz w:val="16"/>
               </w:rPr>
-              <w:t>Construye meta absoluta en joint_6, ejecuta modo seco con código 0, solicita autorización y realiza envío físico registrando pose final.</w:t>
+              <w:t>Construye meta absoluta en joint_1, ejecuta modo seco con código 0, solicita autorización y realiza envío físico registrando pose final.</w:t>
             </w:r>
           </w:p>
         </w:tc>
@@ -5154,17 +5160,19 @@
                 <w:rFonts w:ascii="Arial" w:hAnsi="Arial"/>
                 <w:sz w:val="16"/>
               </w:rPr>
-              <w:t>1. Un solo driver en hardware real: Ninguna estación distinta de la anfitriona autorizada puede ejecutar start_driver:=true con el robot real.</w:t>
+              <w:t>1. Un solo driver en hardware real: Ninguna estación distinta de la anfitriona autorizada puede ejecutar start_driver:=true con el robot real, tampoco desde otro ROS_DOMAIN_ID.</w:t>
               <w:br/>
               <w:t>2. Custodia de Parada de Emergencia: Un integrante del grupo anfitrión debe permanecer junto al pulsador físico durante todo turno de envío.</w:t>
               <w:br/>
               <w:t>3. Área de Barrido: Mantener un radio libre de 1.2 m alrededor del robot. Nadie debe ingresar mientras haya un turno activo.</w:t>
               <w:br/>
-              <w:t>4. Movimiento seguro y acotado: En este ejercicio sólo se mueve joint_6 (muñeca), típicamente ±0.05 a ±0.08 rad (2.9° a 4.6°) por turno en 5 s. El cliente rechaza estrictamente cualquier articulación que alcance o supere max_joint_delta_rad = 0.10 rad (5.7°).</w:t>
+              <w:t>4. Movimiento seguro y acotado: En este ejercicio sólo se mueve joint_1 (giro de base), típicamente ±0.20 a ±0.30 rad (11.5° a 17.2°) por turno en 5 s, unos 4 °/s. El cliente rechaza estrictamente cualquier articulación que supere max_joint_delta_rad = 0.35 rad (20.1°). Como joint_1 mueve el brazo completo, el radio libre de 1.2 m debe verificarse antes de CADA envío.</w:t>
               <w:br/>
               <w:t>5. Modo seco obligatorio: Ningún envío real puede autorizarse sin una ejecución previa en modo seco con código de salida 0.</w:t>
               <w:br/>
               <w:t>6. No limpiar fallas a ciegas: Ante cualquier anomalía, detener la sesión e informar de inmediato al docente.</w:t>
+              <w:br/>
+              <w:t>7. Síntoma de un segundo driver: Si el brazo se mueve a tirones o aparece WRONG_SERVOING_MODE, parada de emergencia, cerrar el driver intruso y REINICIAR también el driver de la anfitriona, que no se recupera solo.</w:t>
             </w:r>
           </w:p>
         </w:tc>
@@ -5476,6 +5484,26 @@
               </w:rPr>
               <w:t>export CFG=$(ros2 pkg prefix burger_kinova_reference)/share/burger_kinova_reference/config/kinova_connection.yaml</w:t>
             </w:r>
+            <w:r>
+              <w:br/>
+            </w:r>
+            <w:r>
+              <w:rPr>
+                <w:rFonts w:ascii="Courier New" w:hAnsi="Courier New"/>
+                <w:sz w:val="16"/>
+              </w:rPr>
+              <w:t>export EQ=eq03   # &lt;-- sustituya 03 por SU numero de grupo, siempre con dos digitos</w:t>
+            </w:r>
+            <w:r>
+              <w:br/>
+            </w:r>
+            <w:r>
+              <w:rPr>
+                <w:rFonts w:ascii="Courier New" w:hAnsi="Courier New"/>
+                <w:sz w:val="16"/>
+              </w:rPr>
+              <w:t>[[ "$EQ" =~ ^eq[0-9]{2}$ ]] &amp;&amp; echo "EQ valido: $EQ" || echo "EQ MAL ESCRITO"</w:t>
+            </w:r>
           </w:p>
         </w:tc>
       </w:tr>
@@ -5494,6 +5522,23 @@
           <w:i w:val="0"/>
           <w:sz w:val="4"/>
         </w:rPr>
+      </w:r>
+    </w:p>
+    <w:p>
+      <w:pPr>
+        <w:keepNext w:val="0"/>
+        <w:spacing w:before="0" w:after="80" w:line="240" w:lineRule="auto"/>
+        <w:ind w:left="0" w:firstLine="0"/>
+        <w:jc w:val="both"/>
+      </w:pPr>
+      <w:r>
+        <w:rPr>
+          <w:rFonts w:ascii="Arial" w:hAnsi="Arial"/>
+          <w:b w:val="0"/>
+          <w:i w:val="0"/>
+          <w:sz w:val="18"/>
+        </w:rPr>
+        <w:t>Convención eqNN: NN es el número de grupo asignado por el docente, siempre con dos dígitos (eq03, no eq3), en minúsculas y sin guiones, porque los nombres de nodo de ROS 2 sólo admiten letras, dígitos y guion bajo. Todos los integrantes de un mismo grupo usan el mismo sufijo. Como todas las estaciones comparten el dominio 0, dos nodos con el mismo nombre se mezclan en rqt y en el bag y deja de saberse qué grupo envió cada meta. El grupo anfitrión también tiene su eqNN y lo usa en el nombre del bag y de sus clientes, pero su monitor se llama kinova_monitor sin sufijo: eso es lo que identifica a la anfitriona. Todos los comandos de las fases siguientes usan ${EQ}: con esta variable exportada se copian y pegan sin editar. Para no repetirlo en cada terminal, añada la línea export EQ=eqNN al final de ~/.bashrc.</w:t>
       </w:r>
     </w:p>
     <w:p>
@@ -6435,7 +6480,7 @@
           <w:i w:val="0"/>
           <w:sz w:val="18"/>
         </w:rPr>
-        <w:t>Análisis de ángulo en joint_6: joint_6 rota la pinza Robotiq sobre su eje longitudinal. Un delta de ±0.05 rad (2.86°) produce ~7.5 mm de arco en los dedos de la pinza. Para mayor visibilidad a distancia se puede usar hasta ±0.08 rad (4.58°, ~12 mm de arco). El límite estricto de seguridad es max_joint_delta_rad = 0.10 rad (5.73°).</w:t>
+        <w:t>Análisis de ángulo en joint_1: joint_1 gira toda la estructura del brazo alrededor del eje vertical de la base. El movimiento es horizontal: no cambia la altura de la pinza, no flexiona el codo y no altera la carga por gravedad sobre los actuadores. El brazo de palanca es lo que hace visible el movimiento: con la pinza a ~0.6 m del eje de la base, un delta de 0.25 rad (14.3°) desplaza la pinza un arco de ~150 mm, visible desde cualquier mesa del laboratorio. Rango de trabajo: ±0.20 a ±0.30 rad por turno en 5 s. El límite estricto de seguridad es max_joint_delta_rad = 0.35 rad (20.1°), que en 5 s equivale a 0.07 rad/s (4 °/s), muy por debajo de la velocidad nominal del Gen3. Hasta el 16/09/2026 el turno movía joint_6 (giro de pinza) acotado a 0.10 rad: ~12 mm en las puntas, indistinguible del ruido desde las mesas. ATENCIÓN: joint_1 barre volumen y joint_6 no. Al girar la base, todo el brazo se desplaza lateralmente.</w:t>
       </w:r>
     </w:p>
     <w:p>
@@ -6496,7 +6541,7 @@
                 <w:rFonts w:ascii="Arial" w:hAnsi="Arial"/>
                 <w:sz w:val="16"/>
               </w:rPr>
-              <w:t>Copiar valores numéricos de un ejemplo sin leer el robot real provocará que la meta sea BLOQUEADA inmediatamente por superar max_joint_delta_rad (0.10 rad). Es estrictamente obligatorio descubrir la pose actual viva antes de formular la meta.</w:t>
+              <w:t>Copiar valores numéricos de un ejemplo sin leer el robot real provocará que la meta sea BLOQUEADA inmediatamente por superar max_joint_delta_rad (0.35 rad). Es estrictamente obligatorio descubrir la pose actual viva antes de formular la meta.</w:t>
             </w:r>
           </w:p>
         </w:tc>
@@ -6613,7 +6658,7 @@
           <w:i w:val="0"/>
           <w:sz w:val="18"/>
         </w:rPr>
-        <w:t>Construcción de la meta: Conserve los primeros 5 valores idénticos a los descubiertos en el robot, y sume o reste entre 0.05 y 0.08 rad únicamente a joint_6 (ej. si joint_6 es -1.5982, la meta es -1.5382).</w:t>
+        <w:t>Construcción de la meta: Conserve los 5 valores restantes (joint_2 a joint_6) idénticos a los descubiertos en el robot, con todos sus decimales, y sume o reste entre 0.20 y 0.30 rad únicamente a joint_1. Antes de enviar, anticipe hacia qué lado va a girar el brazo y confirme que ese lado esté despejado.</w:t>
       </w:r>
     </w:p>
     <w:p>
@@ -6630,7 +6675,85 @@
           <w:i w:val="0"/>
           <w:sz w:val="18"/>
         </w:rPr>
-        <w:t>Paso 3.2: Ejecutar Modo Seco en safe_trajectory_client y verificar código de salida 0:</w:t>
+        <w:t>Ejemplo completo. Si la lectura de SU robot fue [-0.1944, -0.5010, -1.9547, -0.0058, -0.6803, -1.5982] y se elige un delta de +0.25 rad sobre joint_1 (-0.1944 + 0.2500 = 0.0556), el vector meta es [0.0556, -0.5010, -1.9547, -0.0058, -0.6803, -1.5982]: sólo cambia el primer número; los otros cinco se copian tal cual.</w:t>
+      </w:r>
+    </w:p>
+    <w:tbl>
+      <w:tblPr>
+        <w:tblW w:type="auto" w:w="0"/>
+        <w:jc w:val="center"/>
+        <w:tblLook w:firstColumn="1" w:firstRow="1" w:lastColumn="0" w:lastRow="0" w:noHBand="0" w:noVBand="1" w:val="04A0"/>
+      </w:tblPr>
+      <w:tblGrid>
+        <w:gridCol w:w="8840"/>
+      </w:tblGrid>
+      <w:tr>
+        <w:tc>
+          <w:tcPr>
+            <w:tcW w:type="dxa" w:w="8840"/>
+            <w:shd w:fill="D9EAF7"/>
+            <w:tcMar>
+              <w:top w:w="120" w:type="dxa"/>
+              <w:start w:w="140" w:type="dxa"/>
+              <w:bottom w:w="120" w:type="dxa"/>
+              <w:end w:w="140" w:type="dxa"/>
+            </w:tcMar>
+          </w:tcPr>
+          <w:p>
+            <w:pPr>
+              <w:spacing w:after="0"/>
+            </w:pPr>
+            <w:r/>
+            <w:r>
+              <w:rPr>
+                <w:rFonts w:ascii="Arial" w:hAnsi="Arial"/>
+                <w:b/>
+                <w:sz w:val="16"/>
+              </w:rPr>
+              <w:t xml:space="preserve">j1_meta, j2_actual... NO SON VARIABLES: SON CASILLAS QUE USTED DEBE RELLENAR: </w:t>
+            </w:r>
+            <w:r>
+              <w:rPr>
+                <w:rFonts w:ascii="Arial" w:hAnsi="Arial"/>
+                <w:sz w:val="16"/>
+              </w:rPr>
+              <w:t>En los comandos siguientes esos nombres aparecen sólo para indicar qué va en cada posición del vector. La terminal no los conoce y no los sustituye por nada: si copia el comando tal cual, envía texto donde el cliente espera seis números. Antes de pulsar Enter, dentro de los corchetes no puede quedar ni una sola letra. MAL: safe_joint_positions_rad:=[j1_meta, j2_actual, j3_actual, j4_actual, j5_actual, j6_actual]   BIEN: safe_joint_positions_rad:=[0.0556, -0.5010, -1.9547, -0.0058, -0.6803, -1.5982]   Los seis números son los de SU robot en ESE instante: los del ejemplo provocarán el bloqueo por max_joint_delta_rad. En cambio ${EQ} sí es una variable de entorno y se sustituye sola, siempre que la haya exportado en la Fase 0.</w:t>
+            </w:r>
+          </w:p>
+        </w:tc>
+      </w:tr>
+    </w:tbl>
+    <w:p>
+      <w:pPr>
+        <w:keepNext w:val="0"/>
+        <w:spacing w:before="0" w:after="80" w:line="240" w:lineRule="auto"/>
+        <w:ind w:left="0" w:firstLine="0"/>
+        <w:jc w:val="both"/>
+      </w:pPr>
+      <w:r>
+        <w:rPr>
+          <w:rFonts w:ascii="Arial" w:hAnsi="Arial"/>
+          <w:b w:val="0"/>
+          <w:i w:val="0"/>
+          <w:sz w:val="4"/>
+        </w:rPr>
+      </w:r>
+    </w:p>
+    <w:p>
+      <w:pPr>
+        <w:keepNext w:val="0"/>
+        <w:spacing w:before="0" w:after="80" w:line="240" w:lineRule="auto"/>
+        <w:ind w:left="0" w:firstLine="0"/>
+        <w:jc w:val="both"/>
+      </w:pPr>
+      <w:r>
+        <w:rPr>
+          <w:rFonts w:ascii="Arial" w:hAnsi="Arial"/>
+          <w:b w:val="0"/>
+          <w:i w:val="0"/>
+          <w:sz w:val="18"/>
+        </w:rPr>
+        <w:t>Paso 3.2: Ejecutar Modo Seco en safe_trajectory_client y verificar código de salida 0. Reemplace las seis casillas por los números de su lectura:</w:t>
       </w:r>
     </w:p>
     <w:tbl>
@@ -6695,7 +6818,118 @@
                 <w:rFonts w:ascii="Courier New" w:hAnsi="Courier New"/>
                 <w:sz w:val="16"/>
               </w:rPr>
-              <w:t>-p "safe_joint_positions_rad:=[j1_actual, j2_actual, j3_actual, j4_actual, j5_actual, j6_meta]"</w:t>
+              <w:t>-p "safe_joint_positions_rad:=[j1_meta, j2_actual, j3_actual, j4_actual, j5_actual, j6_actual]"</w:t>
+            </w:r>
+            <w:r>
+              <w:br/>
+            </w:r>
+            <w:r>
+              <w:rPr>
+                <w:rFonts w:ascii="Courier New" w:hAnsi="Courier New"/>
+                <w:sz w:val="16"/>
+              </w:rPr>
+              <w:t>echo $?</w:t>
+            </w:r>
+          </w:p>
+        </w:tc>
+      </w:tr>
+    </w:tbl>
+    <w:p>
+      <w:pPr>
+        <w:keepNext w:val="0"/>
+        <w:spacing w:before="0" w:after="80" w:line="240" w:lineRule="auto"/>
+        <w:ind w:left="0" w:firstLine="0"/>
+        <w:jc w:val="both"/>
+      </w:pPr>
+      <w:r>
+        <w:rPr>
+          <w:rFonts w:ascii="Arial" w:hAnsi="Arial"/>
+          <w:b w:val="0"/>
+          <w:i w:val="0"/>
+          <w:sz w:val="4"/>
+        </w:rPr>
+      </w:r>
+    </w:p>
+    <w:p>
+      <w:pPr>
+        <w:keepNext w:val="0"/>
+        <w:spacing w:before="0" w:after="80" w:line="240" w:lineRule="auto"/>
+        <w:ind w:left="0" w:firstLine="0"/>
+        <w:jc w:val="both"/>
+      </w:pPr>
+      <w:r>
+        <w:rPr>
+          <w:rFonts w:ascii="Arial" w:hAnsi="Arial"/>
+          <w:b w:val="0"/>
+          <w:i w:val="0"/>
+          <w:sz w:val="18"/>
+        </w:rPr>
+        <w:t>Con los valores del ejemplo anterior el comando quedaría así (los seis números serán OTROS en su mesa):</w:t>
+      </w:r>
+    </w:p>
+    <w:tbl>
+      <w:tblPr>
+        <w:tblW w:type="auto" w:w="0"/>
+        <w:jc w:val="center"/>
+        <w:tblLayout w:type="autofit"/>
+        <w:tblLook w:firstColumn="1" w:firstRow="1" w:lastColumn="0" w:lastRow="0" w:noHBand="0" w:noVBand="1" w:val="04A0"/>
+      </w:tblPr>
+      <w:tblGrid>
+        <w:gridCol w:w="8840"/>
+      </w:tblGrid>
+      <w:tr>
+        <w:tc>
+          <w:tcPr>
+            <w:tcW w:type="dxa" w:w="8840"/>
+            <w:shd w:fill="F2F2F2"/>
+            <w:tcMar>
+              <w:top w:w="100" w:type="dxa"/>
+              <w:start w:w="140" w:type="dxa"/>
+              <w:bottom w:w="100" w:type="dxa"/>
+              <w:end w:w="140" w:type="dxa"/>
+            </w:tcMar>
+          </w:tcPr>
+          <w:p>
+            <w:pPr>
+              <w:spacing w:after="0"/>
+            </w:pPr>
+            <w:r/>
+            <w:r>
+              <w:rPr>
+                <w:rFonts w:ascii="Courier New" w:hAnsi="Courier New"/>
+                <w:sz w:val="16"/>
+              </w:rPr>
+              <w:t>ros2 run burger_kinova_reference safe_trajectory_client --ros-args --params-file $CFG \</w:t>
+            </w:r>
+            <w:r>
+              <w:br/>
+            </w:r>
+            <w:r>
+              <w:rPr>
+                <w:rFonts w:ascii="Courier New" w:hAnsi="Courier New"/>
+                <w:sz w:val="16"/>
+              </w:rPr>
+              <w:t>-r __node:=safe_trajectory_client_eqNN \</w:t>
+            </w:r>
+            <w:r>
+              <w:br/>
+            </w:r>
+            <w:r>
+              <w:rPr>
+                <w:rFonts w:ascii="Courier New" w:hAnsi="Courier New"/>
+                <w:sz w:val="16"/>
+              </w:rPr>
+              <w:t>-p use_fake_hardware:=false -p enable_motion:=true -p dry_run:=true \</w:t>
+            </w:r>
+            <w:r>
+              <w:br/>
+            </w:r>
+            <w:r>
+              <w:rPr>
+                <w:rFonts w:ascii="Courier New" w:hAnsi="Courier New"/>
+                <w:sz w:val="16"/>
+              </w:rPr>
+              <w:t>-p "safe_joint_positions_rad:=[0.0556, -0.5010, -1.9547, -0.0058, -0.6803, -1.5982]"</w:t>
             </w:r>
             <w:r>
               <w:br/>
@@ -6806,7 +7040,7 @@
                 <w:rFonts w:ascii="Courier New" w:hAnsi="Courier New"/>
                 <w:sz w:val="16"/>
               </w:rPr>
-              <w:t>-p "safe_joint_positions_rad:=[j1_actual, j2_actual, j3_actual, j4_actual, j5_actual, j6_meta]"</w:t>
+              <w:t>-p "safe_joint_positions_rad:=[j1_meta, j2_actual, j3_actual, j4_actual, j5_actual, j6_actual]"</w:t>
             </w:r>
           </w:p>
         </w:tc>
@@ -7981,7 +8215,7 @@
                 <w:b w:val="0"/>
                 <w:sz w:val="16"/>
               </w:rPr>
-              <w:t>Estado del Daemon de ROS 2</w:t>
+              <w:t>Sufijo de grupo configurado</w:t>
             </w:r>
           </w:p>
         </w:tc>
@@ -8009,7 +8243,7 @@
                 <w:b w:val="0"/>
                 <w:sz w:val="16"/>
               </w:rPr>
-              <w:t>ros2 daemon status</w:t>
+              <w:t>echo $EQ</w:t>
             </w:r>
           </w:p>
         </w:tc>
@@ -8037,7 +8271,7 @@
                 <w:b w:val="0"/>
                 <w:sz w:val="16"/>
               </w:rPr>
-              <w:t>The daemon is running</w:t>
+              <w:t>eqNN con el numero del grupo (p. ej. eq03)</w:t>
             </w:r>
           </w:p>
         </w:tc>
@@ -8096,6 +8330,119 @@
                 <w:b w:val="0"/>
                 <w:sz w:val="16"/>
               </w:rPr>
+              <w:t>Estado del Daemon de ROS 2</w:t>
+            </w:r>
+          </w:p>
+        </w:tc>
+        <w:tc>
+          <w:tcPr>
+            <w:tcW w:type="dxa" w:w="3118"/>
+            <w:tcMar>
+              <w:top w:w="90" w:type="dxa"/>
+              <w:start w:w="90" w:type="dxa"/>
+              <w:bottom w:w="90" w:type="dxa"/>
+              <w:end w:w="90" w:type="dxa"/>
+            </w:tcMar>
+            <w:vAlign w:val="center"/>
+          </w:tcPr>
+          <w:p>
+            <w:pPr>
+              <w:spacing w:after="0" w:before="0"/>
+              <w:jc w:val="left"/>
+            </w:pPr>
+            <w:r/>
+            <w:r>
+              <w:rPr>
+                <w:rFonts w:ascii="Arial" w:hAnsi="Arial"/>
+                <w:b w:val="0"/>
+                <w:sz w:val="16"/>
+              </w:rPr>
+              <w:t>ros2 daemon status</w:t>
+            </w:r>
+          </w:p>
+        </w:tc>
+        <w:tc>
+          <w:tcPr>
+            <w:tcW w:type="dxa" w:w="2268"/>
+            <w:tcMar>
+              <w:top w:w="90" w:type="dxa"/>
+              <w:start w:w="90" w:type="dxa"/>
+              <w:bottom w:w="90" w:type="dxa"/>
+              <w:end w:w="90" w:type="dxa"/>
+            </w:tcMar>
+            <w:vAlign w:val="center"/>
+          </w:tcPr>
+          <w:p>
+            <w:pPr>
+              <w:spacing w:after="0" w:before="0"/>
+              <w:jc w:val="left"/>
+            </w:pPr>
+            <w:r/>
+            <w:r>
+              <w:rPr>
+                <w:rFonts w:ascii="Arial" w:hAnsi="Arial"/>
+                <w:b w:val="0"/>
+                <w:sz w:val="16"/>
+              </w:rPr>
+              <w:t>The daemon is running</w:t>
+            </w:r>
+          </w:p>
+        </w:tc>
+        <w:tc>
+          <w:tcPr>
+            <w:tcW w:type="dxa" w:w="1417"/>
+            <w:tcMar>
+              <w:top w:w="90" w:type="dxa"/>
+              <w:start w:w="90" w:type="dxa"/>
+              <w:bottom w:w="90" w:type="dxa"/>
+              <w:end w:w="90" w:type="dxa"/>
+            </w:tcMar>
+            <w:vAlign w:val="center"/>
+          </w:tcPr>
+          <w:p>
+            <w:pPr>
+              <w:spacing w:after="0" w:before="0"/>
+              <w:jc w:val="left"/>
+            </w:pPr>
+            <w:r/>
+            <w:r>
+              <w:rPr>
+                <w:rFonts w:ascii="Arial" w:hAnsi="Arial"/>
+                <w:b w:val="0"/>
+                <w:sz w:val="16"/>
+              </w:rPr>
+            </w:r>
+          </w:p>
+        </w:tc>
+      </w:tr>
+      <w:tr>
+        <w:trPr>
+          <w:cantSplit/>
+        </w:trPr>
+        <w:tc>
+          <w:tcPr>
+            <w:tcW w:type="dxa" w:w="2835"/>
+            <w:tcMar>
+              <w:top w:w="90" w:type="dxa"/>
+              <w:start w:w="90" w:type="dxa"/>
+              <w:bottom w:w="90" w:type="dxa"/>
+              <w:end w:w="90" w:type="dxa"/>
+            </w:tcMar>
+            <w:shd w:fill="F2F2F2"/>
+            <w:vAlign w:val="center"/>
+          </w:tcPr>
+          <w:p>
+            <w:pPr>
+              <w:spacing w:after="0" w:before="0"/>
+              <w:jc w:val="center"/>
+            </w:pPr>
+            <w:r/>
+            <w:r>
+              <w:rPr>
+                <w:rFonts w:ascii="Arial" w:hAnsi="Arial"/>
+                <w:b w:val="0"/>
+                <w:sz w:val="16"/>
+              </w:rPr>
               <w:t>Ejecutables de referencia listos</w:t>
             </w:r>
           </w:p>
@@ -8109,6 +8456,7 @@
               <w:bottom w:w="90" w:type="dxa"/>
               <w:end w:w="90" w:type="dxa"/>
             </w:tcMar>
+            <w:shd w:fill="F2F2F2"/>
             <w:vAlign w:val="center"/>
           </w:tcPr>
           <w:p>
@@ -8136,6 +8484,7 @@
               <w:bottom w:w="90" w:type="dxa"/>
               <w:end w:w="90" w:type="dxa"/>
             </w:tcMar>
+            <w:shd w:fill="F2F2F2"/>
             <w:vAlign w:val="center"/>
           </w:tcPr>
           <w:p>
@@ -8163,6 +8512,7 @@
               <w:bottom w:w="90" w:type="dxa"/>
               <w:end w:w="90" w:type="dxa"/>
             </w:tcMar>
+            <w:shd w:fill="F2F2F2"/>
             <w:vAlign w:val="center"/>
           </w:tcPr>
           <w:p>
@@ -9998,7 +10348,7 @@
                 <w:color w:val="FFFFFF"/>
                 <w:sz w:val="16"/>
               </w:rPr>
-              <w:t>Pose / joint_6 inicial</w:t>
+              <w:t>Pose / joint_1 inicial</w:t>
             </w:r>
           </w:p>
         </w:tc>
@@ -10114,7 +10464,7 @@
                 <w:color w:val="FFFFFF"/>
                 <w:sz w:val="16"/>
               </w:rPr>
-              <w:t>Pose final (joint_6)</w:t>
+              <w:t>Pose final (joint_1)</w:t>
             </w:r>
           </w:p>
         </w:tc>
@@ -10285,7 +10635,7 @@
                 <w:b w:val="0"/>
                 <w:sz w:val="16"/>
               </w:rPr>
-              <w:t>(+0.05 a +0.08)</w:t>
+              <w:t>(+0.20 a +0.30)</w:t>
             </w:r>
           </w:p>
         </w:tc>
@@ -10530,7 +10880,7 @@
                 <w:b w:val="0"/>
                 <w:sz w:val="16"/>
               </w:rPr>
-              <w:t>(-0.05 a -0.08)</w:t>
+              <w:t>(-0.20 a -0.30)</w:t>
             </w:r>
           </w:p>
         </w:tc>
@@ -10776,7 +11126,7 @@
                 <w:b w:val="0"/>
                 <w:sz w:val="16"/>
               </w:rPr>
-              <w:t>(+0.05 a +0.08)</w:t>
+              <w:t>(+0.20 a +0.30)</w:t>
             </w:r>
           </w:p>
         </w:tc>
@@ -11021,7 +11371,7 @@
                 <w:b w:val="0"/>
                 <w:sz w:val="16"/>
               </w:rPr>
-              <w:t>(-0.05 a -0.08)</w:t>
+              <w:t>(-0.20 a -0.30)</w:t>
             </w:r>
           </w:p>
         </w:tc>
